--- a/workshop_prep/Bridge_Item3_Portfolio_ChannelMix_PreRead.docx
+++ b/workshop_prep/Bridge_Item3_Portfolio_ChannelMix_PreRead.docx
@@ -210,7 +210,7 @@
         <w:spacing w:after="80"/>
       </w:pPr>
       <w:r>
-        <w:t xml:space="preserve">Workhorse (202 franchises, 197.3M SEK, the single largest tier by revenue) has a specific, addressable pattern: 90 franchises (31.0M SEK) sell in only one of Wholesale/DTC. Of those, 31 are clean, unblocked scale-up candidates worth 22.5M SEK today with 39.5M SEK of headroom to reach Hero-adjacent scale if the missing channel is opened.</w:t>
+        <w:t xml:space="preserve">Workhorse (202 franchises, 197.3M SEK, the single largest tier by revenue) has a specific, addressable pattern: 90 franchises (31.0M SEK) sell in only one of Wholesale/DTC. Of those, 57 are clean scale-up candidates worth 21.9M SEK today, already at 54-63% of the volume needed in their missing channel — only 1.85M SEK combined gap to cross that bar, not a Hero-scale story.</w:t>
       </w:r>
     </w:p>
     <w:p>
@@ -5190,7 +5190,7 @@
                 <w:sz w:val="19"/>
                 <w:szCs w:val="19"/>
               </w:rPr>
-              <w:t xml:space="preserve">52 DTC-only (missing Wholesale) / 38 Wholesale-only (missing DTC)</w:t>
+              <w:t xml:space="preserve">52 Wholesale-missing (DTC only) / 38 DTC-missing (Wholesale only)</w:t>
             </w:r>
           </w:p>
         </w:tc>
@@ -5220,7 +5220,7 @@
                 <w:sz w:val="19"/>
                 <w:szCs w:val="19"/>
               </w:rPr>
-              <w:t xml:space="preserve">Clean scale-up shortlist (unblocked, addressable)</w:t>
+              <w:t xml:space="preserve">Clean scale-up shortlist (near-miss: missing channel already ≥20% of the way to a real presence)</w:t>
             </w:r>
           </w:p>
         </w:tc>
@@ -5248,7 +5248,7 @@
                 <w:sz w:val="19"/>
                 <w:szCs w:val="19"/>
               </w:rPr>
-              <w:t xml:space="preserve">31</w:t>
+              <w:t xml:space="preserve">57</w:t>
             </w:r>
           </w:p>
         </w:tc>
@@ -5276,7 +5276,7 @@
                 <w:sz w:val="19"/>
                 <w:szCs w:val="19"/>
               </w:rPr>
-              <w:t xml:space="preserve">22.5M</w:t>
+              <w:t xml:space="preserve">21.9M</w:t>
             </w:r>
           </w:p>
         </w:tc>
@@ -5304,7 +5304,7 @@
                 <w:sz w:val="19"/>
                 <w:szCs w:val="19"/>
               </w:rPr>
-              <w:t xml:space="preserve">39.5M SEK of headroom to reach 2M-SEK (near-Hero) scale if the missing channel opens</w:t>
+              <w:t xml:space="preserve">1.85M SEK combined gap to cross the channel-presence bar (Wholesale &gt;100K SEK or DTC &gt;50K SEK) — not a scale-to-2M-SEK story</w:t>
             </w:r>
           </w:p>
         </w:tc>
@@ -5323,8 +5323,9 @@
         </w:tblBorders>
       </w:tblPr>
       <w:tblGrid>
-        <w:gridCol w:w="7150"/>
-        <w:gridCol w:w="2200"/>
+        <w:gridCol w:w="5700"/>
+        <w:gridCol w:w="900"/>
+        <w:gridCol w:w="2750"/>
       </w:tblGrid>
       <w:tr>
         <w:trPr>
@@ -5332,7 +5333,7 @@
         </w:trPr>
         <w:tc>
           <w:tcPr>
-            <w:tcW w:type="dxa" w:w="7150"/>
+            <w:tcW w:type="dxa" w:w="5700"/>
             <w:shd w:fill="2F2F2F" w:val="clear"/>
             <w:tcMar>
               <w:top w:type="dxa" w:w="60"/>
@@ -5354,13 +5355,13 @@
                 <w:sz w:val="19"/>
                 <w:szCs w:val="19"/>
               </w:rPr>
-              <w:t xml:space="preserve">Lever needed (shortlist of 31)</w:t>
-            </w:r>
-          </w:p>
-        </w:tc>
-        <w:tc>
-          <w:tcPr>
-            <w:tcW w:type="dxa" w:w="2200"/>
+              <w:t xml:space="preserve">Lever needed (shortlist of 57)</w:t>
+            </w:r>
+          </w:p>
+        </w:tc>
+        <w:tc>
+          <w:tcPr>
+            <w:tcW w:type="dxa" w:w="900"/>
             <w:shd w:fill="2F2F2F" w:val="clear"/>
             <w:tcMar>
               <w:top w:type="dxa" w:w="60"/>
@@ -5386,11 +5387,39 @@
             </w:r>
           </w:p>
         </w:tc>
+        <w:tc>
+          <w:tcPr>
+            <w:tcW w:type="dxa" w:w="2750"/>
+            <w:shd w:fill="2F2F2F" w:val="clear"/>
+            <w:tcMar>
+              <w:top w:type="dxa" w:w="60"/>
+              <w:left w:type="dxa" w:w="100"/>
+              <w:bottom w:type="dxa" w:w="60"/>
+              <w:right w:type="dxa" w:w="100"/>
+            </w:tcMar>
+            <w:vAlign w:val="center"/>
+          </w:tcPr>
+          <w:p>
+            <w:pPr>
+              <w:jc w:val="center"/>
+            </w:pPr>
+            <w:r>
+              <w:rPr>
+                <w:b/>
+                <w:bCs/>
+                <w:color w:val="FFFFFF"/>
+                <w:sz w:val="19"/>
+                <w:szCs w:val="19"/>
+              </w:rPr>
+              <w:t xml:space="preserve">Sales 2025</w:t>
+            </w:r>
+          </w:p>
+        </w:tc>
       </w:tr>
       <w:tr>
         <w:tc>
           <w:tcPr>
-            <w:tcW w:type="dxa" w:w="7150"/>
+            <w:tcW w:type="dxa" w:w="5700"/>
             <w:tcMar>
               <w:top w:type="dxa" w:w="60"/>
               <w:left w:type="dxa" w:w="100"/>
@@ -5411,34 +5440,61 @@
                 <w:sz w:val="19"/>
                 <w:szCs w:val="19"/>
               </w:rPr>
-              <w:t xml:space="preserve">Wholesale distribution (currently DTC-only, needs accounts/listings)</w:t>
-            </w:r>
-          </w:p>
-        </w:tc>
-        <w:tc>
-          <w:tcPr>
-            <w:tcW w:type="dxa" w:w="2200"/>
-            <w:tcMar>
-              <w:top w:type="dxa" w:w="60"/>
-              <w:left w:type="dxa" w:w="100"/>
-              <w:bottom w:type="dxa" w:w="60"/>
-              <w:right w:type="dxa" w:w="100"/>
-            </w:tcMar>
-            <w:vAlign w:val="center"/>
-          </w:tcPr>
-          <w:p>
-            <w:pPr>
-              <w:jc w:val="center"/>
-            </w:pPr>
-            <w:r>
-              <w:rPr>
-                <w:b w:val="false"/>
-                <w:bCs w:val="false"/>
-                <w:color w:val="000000"/>
-                <w:sz w:val="19"/>
-                <w:szCs w:val="19"/>
-              </w:rPr>
-              <w:t xml:space="preserve">13</w:t>
+              <w:t xml:space="preserve">Wholesale distribution (DTC already works, Wholesale near-miss)</w:t>
+            </w:r>
+          </w:p>
+        </w:tc>
+        <w:tc>
+          <w:tcPr>
+            <w:tcW w:type="dxa" w:w="900"/>
+            <w:tcMar>
+              <w:top w:type="dxa" w:w="60"/>
+              <w:left w:type="dxa" w:w="100"/>
+              <w:bottom w:type="dxa" w:w="60"/>
+              <w:right w:type="dxa" w:w="100"/>
+            </w:tcMar>
+            <w:vAlign w:val="center"/>
+          </w:tcPr>
+          <w:p>
+            <w:pPr>
+              <w:jc w:val="center"/>
+            </w:pPr>
+            <w:r>
+              <w:rPr>
+                <w:b w:val="false"/>
+                <w:bCs w:val="false"/>
+                <w:color w:val="000000"/>
+                <w:sz w:val="19"/>
+                <w:szCs w:val="19"/>
+              </w:rPr>
+              <w:t xml:space="preserve">39</w:t>
+            </w:r>
+          </w:p>
+        </w:tc>
+        <w:tc>
+          <w:tcPr>
+            <w:tcW w:type="dxa" w:w="2750"/>
+            <w:tcMar>
+              <w:top w:type="dxa" w:w="60"/>
+              <w:left w:type="dxa" w:w="100"/>
+              <w:bottom w:type="dxa" w:w="60"/>
+              <w:right w:type="dxa" w:w="100"/>
+            </w:tcMar>
+            <w:vAlign w:val="center"/>
+          </w:tcPr>
+          <w:p>
+            <w:pPr>
+              <w:jc w:val="center"/>
+            </w:pPr>
+            <w:r>
+              <w:rPr>
+                <w:b w:val="false"/>
+                <w:bCs w:val="false"/>
+                <w:color w:val="000000"/>
+                <w:sz w:val="19"/>
+                <w:szCs w:val="19"/>
+              </w:rPr>
+              <w:t xml:space="preserve">9.9M</w:t>
             </w:r>
           </w:p>
         </w:tc>
@@ -5446,7 +5502,7 @@
       <w:tr>
         <w:tc>
           <w:tcPr>
-            <w:tcW w:type="dxa" w:w="7150"/>
+            <w:tcW w:type="dxa" w:w="5700"/>
             <w:shd w:fill="F5F5F5" w:val="clear"/>
             <w:tcMar>
               <w:top w:type="dxa" w:w="60"/>
@@ -5468,91 +5524,63 @@
                 <w:sz w:val="19"/>
                 <w:szCs w:val="19"/>
               </w:rPr>
-              <w:t xml:space="preserve">DTC content/marketing (currently WS-only, needs DTC visibility)</w:t>
-            </w:r>
-          </w:p>
-        </w:tc>
-        <w:tc>
-          <w:tcPr>
-            <w:tcW w:type="dxa" w:w="2200"/>
-            <w:shd w:fill="F5F5F5" w:val="clear"/>
-            <w:tcMar>
-              <w:top w:type="dxa" w:w="60"/>
-              <w:left w:type="dxa" w:w="100"/>
-              <w:bottom w:type="dxa" w:w="60"/>
-              <w:right w:type="dxa" w:w="100"/>
-            </w:tcMar>
-            <w:vAlign w:val="center"/>
-          </w:tcPr>
-          <w:p>
-            <w:pPr>
-              <w:jc w:val="center"/>
-            </w:pPr>
-            <w:r>
-              <w:rPr>
-                <w:b w:val="false"/>
-                <w:bCs w:val="false"/>
-                <w:color w:val="000000"/>
-                <w:sz w:val="19"/>
-                <w:szCs w:val="19"/>
-              </w:rPr>
-              <w:t xml:space="preserve">10</w:t>
-            </w:r>
-          </w:p>
-        </w:tc>
-      </w:tr>
-      <w:tr>
-        <w:tc>
-          <w:tcPr>
-            <w:tcW w:type="dxa" w:w="7150"/>
-            <w:tcMar>
-              <w:top w:type="dxa" w:w="60"/>
-              <w:left w:type="dxa" w:w="100"/>
-              <w:bottom w:type="dxa" w:w="60"/>
-              <w:right w:type="dxa" w:w="100"/>
-            </w:tcMar>
-            <w:vAlign w:val="center"/>
-          </w:tcPr>
-          <w:p>
-            <w:pPr>
-              <w:jc w:val="left"/>
-            </w:pPr>
-            <w:r>
-              <w:rPr>
-                <w:b w:val="false"/>
-                <w:bCs w:val="false"/>
-                <w:color w:val="000000"/>
-                <w:sz w:val="19"/>
-                <w:szCs w:val="19"/>
-              </w:rPr>
-              <w:t xml:space="preserve">Both channels underdeveloped relative to potential</w:t>
-            </w:r>
-          </w:p>
-        </w:tc>
-        <w:tc>
-          <w:tcPr>
-            <w:tcW w:type="dxa" w:w="2200"/>
-            <w:tcMar>
-              <w:top w:type="dxa" w:w="60"/>
-              <w:left w:type="dxa" w:w="100"/>
-              <w:bottom w:type="dxa" w:w="60"/>
-              <w:right w:type="dxa" w:w="100"/>
-            </w:tcMar>
-            <w:vAlign w:val="center"/>
-          </w:tcPr>
-          <w:p>
-            <w:pPr>
-              <w:jc w:val="center"/>
-            </w:pPr>
-            <w:r>
-              <w:rPr>
-                <w:b w:val="false"/>
-                <w:bCs w:val="false"/>
-                <w:color w:val="000000"/>
-                <w:sz w:val="19"/>
-                <w:szCs w:val="19"/>
-              </w:rPr>
-              <w:t xml:space="preserve">8</w:t>
+              <w:t xml:space="preserve">DTC content/marketing (Wholesale already works, DTC near-miss)</w:t>
+            </w:r>
+          </w:p>
+        </w:tc>
+        <w:tc>
+          <w:tcPr>
+            <w:tcW w:type="dxa" w:w="900"/>
+            <w:shd w:fill="F5F5F5" w:val="clear"/>
+            <w:tcMar>
+              <w:top w:type="dxa" w:w="60"/>
+              <w:left w:type="dxa" w:w="100"/>
+              <w:bottom w:type="dxa" w:w="60"/>
+              <w:right w:type="dxa" w:w="100"/>
+            </w:tcMar>
+            <w:vAlign w:val="center"/>
+          </w:tcPr>
+          <w:p>
+            <w:pPr>
+              <w:jc w:val="center"/>
+            </w:pPr>
+            <w:r>
+              <w:rPr>
+                <w:b w:val="false"/>
+                <w:bCs w:val="false"/>
+                <w:color w:val="000000"/>
+                <w:sz w:val="19"/>
+                <w:szCs w:val="19"/>
+              </w:rPr>
+              <w:t xml:space="preserve">18</w:t>
+            </w:r>
+          </w:p>
+        </w:tc>
+        <w:tc>
+          <w:tcPr>
+            <w:tcW w:type="dxa" w:w="2750"/>
+            <w:shd w:fill="F5F5F5" w:val="clear"/>
+            <w:tcMar>
+              <w:top w:type="dxa" w:w="60"/>
+              <w:left w:type="dxa" w:w="100"/>
+              <w:bottom w:type="dxa" w:w="60"/>
+              <w:right w:type="dxa" w:w="100"/>
+            </w:tcMar>
+            <w:vAlign w:val="center"/>
+          </w:tcPr>
+          <w:p>
+            <w:pPr>
+              <w:jc w:val="center"/>
+            </w:pPr>
+            <w:r>
+              <w:rPr>
+                <w:b w:val="false"/>
+                <w:bCs w:val="false"/>
+                <w:color w:val="000000"/>
+                <w:sz w:val="19"/>
+                <w:szCs w:val="19"/>
+              </w:rPr>
+              <w:t xml:space="preserve">12.0M</w:t>
             </w:r>
           </w:p>
         </w:tc>
@@ -5576,7 +5604,22 @@
         <w:t xml:space="preserve">DATA SHOWS: </w:t>
       </w:r>
       <w:r>
-        <w:t xml:space="preserve">This is a concrete, low-ambiguity list: 31 named franchises, each tagged with the specific channel lever it needs (Wholesale distribution vs. DTC content investment vs. both). Full detail, including the other 59 single-channel franchises judged 'near-miss' or genuinely structurally single-channel (e.g. a technical product with no DTC demand), is in the backup workbook.</w:t>
+        <w:t xml:space="preserve">This is a concrete, low-ambiguity list: 57 named franchises, each already proven in one channel and sitting at an average 54-63% of the volume needed to count as a genuine presence in the other (Wholesale &gt;100K SEK, DTC &gt;50K SEK — the same thresholds used for the Hero cross-channel test in Section 4). The combined gap to close is only 1.85M SEK, not the 39.5M-SEK 'headroom to Hero scale' figure in an earlier draft of this section — that number came from a different, unrelated cut (Workhorse franchises already selling in both channels but under 2M SEK) that this section's text had mislabeled as the single-channel shortlist. Corrected here; full detail in the backup workbook.</w:t>
+      </w:r>
+    </w:p>
+    <w:p>
+      <w:pPr>
+        <w:spacing w:after="200"/>
+      </w:pPr>
+      <w:r>
+        <w:rPr>
+          <w:i/>
+          <w:iCs/>
+          <w:color w:val="555555"/>
+          <w:sz w:val="18"/>
+          <w:szCs w:val="18"/>
+        </w:rPr>
+        <w:t xml:space="preserve">A further 12 franchises (0.66M SEK) are near-miss on the smaller of the two thresholds only because their total scale is tiny (small-ticket accessories — shoelaces, headbands, a facemask) and clear neither channel's bar outright. These are excluded from the 57-franchise shortlist above: the fix for them isn't a specific channel lever, it's a different question (why this SKU is this small at all), so bundling them into the Wholesale/DTC lever count would overstate how 'clean' that list is.</w:t>
       </w:r>
     </w:p>
     <w:p>
@@ -5597,7 +5640,7 @@
         <w:t xml:space="preserve">NOT ANSWERABLE FROM DATA — ASK: </w:t>
       </w:r>
       <w:r>
-        <w:t xml:space="preserve">For the 13 franchises needing Wholesale distribution specifically — is the gap a listing/account problem (Sales can act on this directly) or a genuine lack of Wholesale buyer interest in the product (a product/positioning problem)? Owner: Wholesale Director.</w:t>
+        <w:t xml:space="preserve">For the 39 franchises needing Wholesale distribution specifically — is the gap a listing/account problem (Sales can act on this directly) or a genuine lack of Wholesale buyer interest in the product (a product/positioning problem)? Owner: Wholesale Director.</w:t>
       </w:r>
     </w:p>
     <w:p>
@@ -9128,7 +9171,7 @@
                 <w:sz w:val="19"/>
                 <w:szCs w:val="19"/>
               </w:rPr>
-              <w:t xml:space="preserve">13</w:t>
+              <w:t xml:space="preserve">39</w:t>
             </w:r>
           </w:p>
         </w:tc>
@@ -9155,7 +9198,7 @@
                 <w:sz w:val="19"/>
                 <w:szCs w:val="19"/>
               </w:rPr>
-              <w:t xml:space="preserve">of 22.5M shortlist</w:t>
+              <w:t xml:space="preserve">of 21.9M shortlist</w:t>
             </w:r>
           </w:p>
         </w:tc>
@@ -9213,7 +9256,7 @@
                 <w:sz w:val="19"/>
                 <w:szCs w:val="19"/>
               </w:rPr>
-              <w:t xml:space="preserve">Workhorse scale-up shortlist, DTC-lever + both-lever franchises (Section 7)</w:t>
+              <w:t xml:space="preserve">Workhorse scale-up shortlist, DTC-lever franchises (Section 7)</w:t>
             </w:r>
           </w:p>
         </w:tc>
@@ -9269,7 +9312,7 @@
                 <w:sz w:val="19"/>
                 <w:szCs w:val="19"/>
               </w:rPr>
-              <w:t xml:space="preserve">of 22.5M shortlist</w:t>
+              <w:t xml:space="preserve">of 21.9M shortlist</w:t>
             </w:r>
           </w:p>
         </w:tc>
@@ -9408,7 +9451,7 @@
         <w:spacing w:after="80"/>
       </w:pPr>
       <w:r>
-        <w:t xml:space="preserve">Levers 3–4 are smaller in SEK today (22.5M current sales across 31 franchises) but have real headroom (39.5M SEK to reach near-Hero scale) and are the cleanest 'quick win' — each franchise already works in one channel, this is a distribution/marketing execution question, not a product-market-fit question.</w:t>
+        <w:t xml:space="preserve">Levers 3–4 are smaller in SEK today (21.9M current sales across 57 franchises) but have a genuinely small gap to close (1.85M SEK to cross the missing-channel presence bar) and are the cleanest 'quick win' — each franchise already works in one channel, this is a distribution/marketing execution question, not a product-market-fit question.</w:t>
       </w:r>
     </w:p>
     <w:p>
@@ -9540,7 +9583,7 @@
         <w:spacing w:after="80"/>
       </w:pPr>
       <w:r>
-        <w:t xml:space="preserve">Own the 13-franchise Wholesale-distribution-lever shortlist from the Workhorse scale-up list.</w:t>
+        <w:t xml:space="preserve">Own the 39-franchise Wholesale-distribution-lever shortlist from the Workhorse scale-up list.</w:t>
       </w:r>
     </w:p>
     <w:p>
@@ -9575,7 +9618,7 @@
         <w:spacing w:after="80"/>
       </w:pPr>
       <w:r>
-        <w:t xml:space="preserve">Own the 10+8-franchise DTC-content-lever shortlist from the Workhorse scale-up list.</w:t>
+        <w:t xml:space="preserve">Own the 18-franchise DTC-content-lever shortlist from the Workhorse scale-up list.</w:t>
       </w:r>
     </w:p>
     <w:p>

--- a/workshop_prep/Bridge_Item3_Portfolio_ChannelMix_PreRead.docx
+++ b/workshop_prep/Bridge_Item3_Portfolio_ChannelMix_PreRead.docx
@@ -250,6 +250,19 @@
       </w:pPr>
       <w:r>
         <w:t xml:space="preserve">Across Problem Child, Harvest and Workhorse combined, 211 franchises worth 87.4M SEK have no confirmed FW27 continuation found in the Assortment file — including 42 franchises (33.5M SEK) that are still growing today with apparently no plan. This is the single highest-urgency cross-tier list for the workshop.</w:t>
+      </w:r>
+    </w:p>
+    <w:p>
+      <w:pPr>
+        <w:pStyle w:val="ListParagraph"/>
+        <w:numPr>
+          <w:ilvl w:val="0"/>
+          <w:numId w:val="2"/>
+        </w:numPr>
+        <w:spacing w:after="80"/>
+      </w:pPr>
+      <w:r>
+        <w:t xml:space="preserve">2026 YTD check-in (Section 14): margin is up in 5 of 7 tiers, including Problem Child (+4.3pt), but Hero, Workhorse, Harvest and Problem Child — the four largest, most-established tiers — are all running below the on-pace volume benchmark for the year, while New/Test and Near-Hero run well ahead of it.</w:t>
       </w:r>
     </w:p>
     <w:p>
@@ -9684,7 +9697,1013 @@
         <w:spacing w:after="160" w:before="320"/>
       </w:pPr>
       <w:r>
-        <w:t xml:space="preserve">14. Full list of open questions for stakeholders</w:t>
+        <w:t xml:space="preserve">14. 2026 YTD check-in: margin is up in almost every tier, volume is lagging in the biggest ones</w:t>
+      </w:r>
+    </w:p>
+    <w:p>
+      <w:pPr>
+        <w:pBdr>
+          <w:top w:val="single" w:color="999999" w:sz="6"/>
+          <w:bottom w:val="single" w:color="999999" w:sz="6"/>
+          <w:left w:val="single" w:color="999999" w:sz="6"/>
+          <w:right w:val="single" w:color="999999" w:sz="6"/>
+        </w:pBdr>
+        <w:shd w:fill="EFEFEF" w:val="clear"/>
+        <w:spacing w:after="240" w:before="160"/>
+        <w:ind w:left="100" w:right="100"/>
+      </w:pPr>
+      <w:r>
+        <w:rPr>
+          <w:b/>
+          <w:bCs/>
+          <w:sz w:val="22"/>
+          <w:szCs w:val="22"/>
+        </w:rPr>
+        <w:t xml:space="preserve">A 2026 YTD sales extract (as of 2026-07-28) arrived after this note was written. Caveat: neither this file nor the FY2024/2025 extracts have a date field, so the comparison period can't be matched exactly -- this cut covers an estimated 40-44% of a year, cross-checked against the P&amp;L's YTD columns. Every year in this data has shown its own one-off distortions, so treat this as a strong directional read, not a confirmed annual number. Each FY2025 franchise (Base+Gender) was matched to its Item 3 tier and its YTD2026 sales, on the same core (ex-special-account) basis used throughout this bridge.</w:t>
+      </w:r>
+    </w:p>
+    <w:tbl>
+      <w:tblPr>
+        <w:tblW w:type="dxa" w:w="9350"/>
+        <w:tblBorders>
+          <w:top w:val="single" w:color="auto" w:sz="4"/>
+          <w:left w:val="single" w:color="auto" w:sz="4"/>
+          <w:bottom w:val="single" w:color="auto" w:sz="4"/>
+          <w:right w:val="single" w:color="auto" w:sz="4"/>
+          <w:insideH w:val="single" w:color="auto" w:sz="4"/>
+          <w:insideV w:val="single" w:color="auto" w:sz="4"/>
+        </w:tblBorders>
+      </w:tblPr>
+      <w:tblGrid>
+        <w:gridCol w:w="2600"/>
+        <w:gridCol w:w="1900"/>
+        <w:gridCol w:w="1900"/>
+        <w:gridCol w:w="2950"/>
+      </w:tblGrid>
+      <w:tr>
+        <w:trPr>
+          <w:tblHeader/>
+        </w:trPr>
+        <w:tc>
+          <w:tcPr>
+            <w:tcW w:type="dxa" w:w="2600"/>
+            <w:shd w:fill="2F2F2F" w:val="clear"/>
+            <w:tcMar>
+              <w:top w:type="dxa" w:w="60"/>
+              <w:left w:type="dxa" w:w="100"/>
+              <w:bottom w:type="dxa" w:w="60"/>
+              <w:right w:type="dxa" w:w="100"/>
+            </w:tcMar>
+            <w:vAlign w:val="center"/>
+          </w:tcPr>
+          <w:p>
+            <w:pPr>
+              <w:jc w:val="left"/>
+            </w:pPr>
+            <w:r>
+              <w:rPr>
+                <w:b/>
+                <w:bCs/>
+                <w:color w:val="FFFFFF"/>
+                <w:sz w:val="19"/>
+                <w:szCs w:val="19"/>
+              </w:rPr>
+              <w:t xml:space="preserve">Tier</w:t>
+            </w:r>
+          </w:p>
+        </w:tc>
+        <w:tc>
+          <w:tcPr>
+            <w:tcW w:type="dxa" w:w="1900"/>
+            <w:shd w:fill="2F2F2F" w:val="clear"/>
+            <w:tcMar>
+              <w:top w:type="dxa" w:w="60"/>
+              <w:left w:type="dxa" w:w="100"/>
+              <w:bottom w:type="dxa" w:w="60"/>
+              <w:right w:type="dxa" w:w="100"/>
+            </w:tcMar>
+            <w:vAlign w:val="center"/>
+          </w:tcPr>
+          <w:p>
+            <w:pPr>
+              <w:jc w:val="center"/>
+            </w:pPr>
+            <w:r>
+              <w:rPr>
+                <w:b/>
+                <w:bCs/>
+                <w:color w:val="FFFFFF"/>
+                <w:sz w:val="19"/>
+                <w:szCs w:val="19"/>
+              </w:rPr>
+              <w:t xml:space="preserve">FY2025 GM%</w:t>
+            </w:r>
+          </w:p>
+        </w:tc>
+        <w:tc>
+          <w:tcPr>
+            <w:tcW w:type="dxa" w:w="1900"/>
+            <w:shd w:fill="2F2F2F" w:val="clear"/>
+            <w:tcMar>
+              <w:top w:type="dxa" w:w="60"/>
+              <w:left w:type="dxa" w:w="100"/>
+              <w:bottom w:type="dxa" w:w="60"/>
+              <w:right w:type="dxa" w:w="100"/>
+            </w:tcMar>
+            <w:vAlign w:val="center"/>
+          </w:tcPr>
+          <w:p>
+            <w:pPr>
+              <w:jc w:val="center"/>
+            </w:pPr>
+            <w:r>
+              <w:rPr>
+                <w:b/>
+                <w:bCs/>
+                <w:color w:val="FFFFFF"/>
+                <w:sz w:val="19"/>
+                <w:szCs w:val="19"/>
+              </w:rPr>
+              <w:t xml:space="preserve">YTD2026 GM%</w:t>
+            </w:r>
+          </w:p>
+        </w:tc>
+        <w:tc>
+          <w:tcPr>
+            <w:tcW w:type="dxa" w:w="2950"/>
+            <w:shd w:fill="2F2F2F" w:val="clear"/>
+            <w:tcMar>
+              <w:top w:type="dxa" w:w="60"/>
+              <w:left w:type="dxa" w:w="100"/>
+              <w:bottom w:type="dxa" w:w="60"/>
+              <w:right w:type="dxa" w:w="100"/>
+            </w:tcMar>
+            <w:vAlign w:val="center"/>
+          </w:tcPr>
+          <w:p>
+            <w:pPr>
+              <w:jc w:val="center"/>
+            </w:pPr>
+            <w:r>
+              <w:rPr>
+                <w:b/>
+                <w:bCs/>
+                <w:color w:val="FFFFFF"/>
+                <w:sz w:val="19"/>
+                <w:szCs w:val="19"/>
+              </w:rPr>
+              <w:t xml:space="preserve">YTD2026 sales as % of FY2025 full year</w:t>
+            </w:r>
+          </w:p>
+        </w:tc>
+      </w:tr>
+      <w:tr>
+        <w:tc>
+          <w:tcPr>
+            <w:tcW w:type="dxa" w:w="2600"/>
+            <w:tcMar>
+              <w:top w:type="dxa" w:w="60"/>
+              <w:left w:type="dxa" w:w="100"/>
+              <w:bottom w:type="dxa" w:w="60"/>
+              <w:right w:type="dxa" w:w="100"/>
+            </w:tcMar>
+            <w:vAlign w:val="center"/>
+          </w:tcPr>
+          <w:p>
+            <w:pPr>
+              <w:jc w:val="left"/>
+            </w:pPr>
+            <w:r>
+              <w:rPr>
+                <w:b w:val="false"/>
+                <w:bCs w:val="false"/>
+                <w:color w:val="000000"/>
+                <w:sz w:val="19"/>
+                <w:szCs w:val="19"/>
+              </w:rPr>
+              <w:t xml:space="preserve">Hero</w:t>
+            </w:r>
+          </w:p>
+        </w:tc>
+        <w:tc>
+          <w:tcPr>
+            <w:tcW w:type="dxa" w:w="1900"/>
+            <w:tcMar>
+              <w:top w:type="dxa" w:w="60"/>
+              <w:left w:type="dxa" w:w="100"/>
+              <w:bottom w:type="dxa" w:w="60"/>
+              <w:right w:type="dxa" w:w="100"/>
+            </w:tcMar>
+            <w:vAlign w:val="center"/>
+          </w:tcPr>
+          <w:p>
+            <w:pPr>
+              <w:jc w:val="center"/>
+            </w:pPr>
+            <w:r>
+              <w:rPr>
+                <w:b w:val="false"/>
+                <w:bCs w:val="false"/>
+                <w:color w:val="000000"/>
+                <w:sz w:val="19"/>
+                <w:szCs w:val="19"/>
+              </w:rPr>
+              <w:t xml:space="preserve">53.5%</w:t>
+            </w:r>
+          </w:p>
+        </w:tc>
+        <w:tc>
+          <w:tcPr>
+            <w:tcW w:type="dxa" w:w="1900"/>
+            <w:tcMar>
+              <w:top w:type="dxa" w:w="60"/>
+              <w:left w:type="dxa" w:w="100"/>
+              <w:bottom w:type="dxa" w:w="60"/>
+              <w:right w:type="dxa" w:w="100"/>
+            </w:tcMar>
+            <w:vAlign w:val="center"/>
+          </w:tcPr>
+          <w:p>
+            <w:pPr>
+              <w:jc w:val="center"/>
+            </w:pPr>
+            <w:r>
+              <w:rPr>
+                <w:b w:val="false"/>
+                <w:bCs w:val="false"/>
+                <w:color w:val="000000"/>
+                <w:sz w:val="19"/>
+                <w:szCs w:val="19"/>
+              </w:rPr>
+              <w:t xml:space="preserve">56.0%</w:t>
+            </w:r>
+          </w:p>
+        </w:tc>
+        <w:tc>
+          <w:tcPr>
+            <w:tcW w:type="dxa" w:w="2950"/>
+            <w:tcMar>
+              <w:top w:type="dxa" w:w="60"/>
+              <w:left w:type="dxa" w:w="100"/>
+              <w:bottom w:type="dxa" w:w="60"/>
+              <w:right w:type="dxa" w:w="100"/>
+            </w:tcMar>
+            <w:vAlign w:val="center"/>
+          </w:tcPr>
+          <w:p>
+            <w:pPr>
+              <w:jc w:val="center"/>
+            </w:pPr>
+            <w:r>
+              <w:rPr>
+                <w:b w:val="false"/>
+                <w:bCs w:val="false"/>
+                <w:color w:val="000000"/>
+                <w:sz w:val="19"/>
+                <w:szCs w:val="19"/>
+              </w:rPr>
+              <w:t xml:space="preserve">33.9%</w:t>
+            </w:r>
+          </w:p>
+        </w:tc>
+      </w:tr>
+      <w:tr>
+        <w:tc>
+          <w:tcPr>
+            <w:tcW w:type="dxa" w:w="2600"/>
+            <w:shd w:fill="F5F5F5" w:val="clear"/>
+            <w:tcMar>
+              <w:top w:type="dxa" w:w="60"/>
+              <w:left w:type="dxa" w:w="100"/>
+              <w:bottom w:type="dxa" w:w="60"/>
+              <w:right w:type="dxa" w:w="100"/>
+            </w:tcMar>
+            <w:vAlign w:val="center"/>
+          </w:tcPr>
+          <w:p>
+            <w:pPr>
+              <w:jc w:val="left"/>
+            </w:pPr>
+            <w:r>
+              <w:rPr>
+                <w:b w:val="false"/>
+                <w:bCs w:val="false"/>
+                <w:color w:val="000000"/>
+                <w:sz w:val="19"/>
+                <w:szCs w:val="19"/>
+              </w:rPr>
+              <w:t xml:space="preserve">Near-Hero</w:t>
+            </w:r>
+          </w:p>
+        </w:tc>
+        <w:tc>
+          <w:tcPr>
+            <w:tcW w:type="dxa" w:w="1900"/>
+            <w:shd w:fill="F5F5F5" w:val="clear"/>
+            <w:tcMar>
+              <w:top w:type="dxa" w:w="60"/>
+              <w:left w:type="dxa" w:w="100"/>
+              <w:bottom w:type="dxa" w:w="60"/>
+              <w:right w:type="dxa" w:w="100"/>
+            </w:tcMar>
+            <w:vAlign w:val="center"/>
+          </w:tcPr>
+          <w:p>
+            <w:pPr>
+              <w:jc w:val="center"/>
+            </w:pPr>
+            <w:r>
+              <w:rPr>
+                <w:b w:val="false"/>
+                <w:bCs w:val="false"/>
+                <w:color w:val="000000"/>
+                <w:sz w:val="19"/>
+                <w:szCs w:val="19"/>
+              </w:rPr>
+              <w:t xml:space="preserve">52.1%</w:t>
+            </w:r>
+          </w:p>
+        </w:tc>
+        <w:tc>
+          <w:tcPr>
+            <w:tcW w:type="dxa" w:w="1900"/>
+            <w:shd w:fill="F5F5F5" w:val="clear"/>
+            <w:tcMar>
+              <w:top w:type="dxa" w:w="60"/>
+              <w:left w:type="dxa" w:w="100"/>
+              <w:bottom w:type="dxa" w:w="60"/>
+              <w:right w:type="dxa" w:w="100"/>
+            </w:tcMar>
+            <w:vAlign w:val="center"/>
+          </w:tcPr>
+          <w:p>
+            <w:pPr>
+              <w:jc w:val="center"/>
+            </w:pPr>
+            <w:r>
+              <w:rPr>
+                <w:b w:val="false"/>
+                <w:bCs w:val="false"/>
+                <w:color w:val="000000"/>
+                <w:sz w:val="19"/>
+                <w:szCs w:val="19"/>
+              </w:rPr>
+              <w:t xml:space="preserve">52.4%</w:t>
+            </w:r>
+          </w:p>
+        </w:tc>
+        <w:tc>
+          <w:tcPr>
+            <w:tcW w:type="dxa" w:w="2950"/>
+            <w:shd w:fill="F5F5F5" w:val="clear"/>
+            <w:tcMar>
+              <w:top w:type="dxa" w:w="60"/>
+              <w:left w:type="dxa" w:w="100"/>
+              <w:bottom w:type="dxa" w:w="60"/>
+              <w:right w:type="dxa" w:w="100"/>
+            </w:tcMar>
+            <w:vAlign w:val="center"/>
+          </w:tcPr>
+          <w:p>
+            <w:pPr>
+              <w:jc w:val="center"/>
+            </w:pPr>
+            <w:r>
+              <w:rPr>
+                <w:b w:val="false"/>
+                <w:bCs w:val="false"/>
+                <w:color w:val="000000"/>
+                <w:sz w:val="19"/>
+                <w:szCs w:val="19"/>
+              </w:rPr>
+              <w:t xml:space="preserve">49.1%</w:t>
+            </w:r>
+          </w:p>
+        </w:tc>
+      </w:tr>
+      <w:tr>
+        <w:tc>
+          <w:tcPr>
+            <w:tcW w:type="dxa" w:w="2600"/>
+            <w:tcMar>
+              <w:top w:type="dxa" w:w="60"/>
+              <w:left w:type="dxa" w:w="100"/>
+              <w:bottom w:type="dxa" w:w="60"/>
+              <w:right w:type="dxa" w:w="100"/>
+            </w:tcMar>
+            <w:vAlign w:val="center"/>
+          </w:tcPr>
+          <w:p>
+            <w:pPr>
+              <w:jc w:val="left"/>
+            </w:pPr>
+            <w:r>
+              <w:rPr>
+                <w:b w:val="false"/>
+                <w:bCs w:val="false"/>
+                <w:color w:val="000000"/>
+                <w:sz w:val="19"/>
+                <w:szCs w:val="19"/>
+              </w:rPr>
+              <w:t xml:space="preserve">Workhorse</w:t>
+            </w:r>
+          </w:p>
+        </w:tc>
+        <w:tc>
+          <w:tcPr>
+            <w:tcW w:type="dxa" w:w="1900"/>
+            <w:tcMar>
+              <w:top w:type="dxa" w:w="60"/>
+              <w:left w:type="dxa" w:w="100"/>
+              <w:bottom w:type="dxa" w:w="60"/>
+              <w:right w:type="dxa" w:w="100"/>
+            </w:tcMar>
+            <w:vAlign w:val="center"/>
+          </w:tcPr>
+          <w:p>
+            <w:pPr>
+              <w:jc w:val="center"/>
+            </w:pPr>
+            <w:r>
+              <w:rPr>
+                <w:b w:val="false"/>
+                <w:bCs w:val="false"/>
+                <w:color w:val="000000"/>
+                <w:sz w:val="19"/>
+                <w:szCs w:val="19"/>
+              </w:rPr>
+              <w:t xml:space="preserve">47.5%</w:t>
+            </w:r>
+          </w:p>
+        </w:tc>
+        <w:tc>
+          <w:tcPr>
+            <w:tcW w:type="dxa" w:w="1900"/>
+            <w:tcMar>
+              <w:top w:type="dxa" w:w="60"/>
+              <w:left w:type="dxa" w:w="100"/>
+              <w:bottom w:type="dxa" w:w="60"/>
+              <w:right w:type="dxa" w:w="100"/>
+            </w:tcMar>
+            <w:vAlign w:val="center"/>
+          </w:tcPr>
+          <w:p>
+            <w:pPr>
+              <w:jc w:val="center"/>
+            </w:pPr>
+            <w:r>
+              <w:rPr>
+                <w:b w:val="false"/>
+                <w:bCs w:val="false"/>
+                <w:color w:val="000000"/>
+                <w:sz w:val="19"/>
+                <w:szCs w:val="19"/>
+              </w:rPr>
+              <w:t xml:space="preserve">50.1%</w:t>
+            </w:r>
+          </w:p>
+        </w:tc>
+        <w:tc>
+          <w:tcPr>
+            <w:tcW w:type="dxa" w:w="2950"/>
+            <w:tcMar>
+              <w:top w:type="dxa" w:w="60"/>
+              <w:left w:type="dxa" w:w="100"/>
+              <w:bottom w:type="dxa" w:w="60"/>
+              <w:right w:type="dxa" w:w="100"/>
+            </w:tcMar>
+            <w:vAlign w:val="center"/>
+          </w:tcPr>
+          <w:p>
+            <w:pPr>
+              <w:jc w:val="center"/>
+            </w:pPr>
+            <w:r>
+              <w:rPr>
+                <w:b w:val="false"/>
+                <w:bCs w:val="false"/>
+                <w:color w:val="000000"/>
+                <w:sz w:val="19"/>
+                <w:szCs w:val="19"/>
+              </w:rPr>
+              <w:t xml:space="preserve">36.8%</w:t>
+            </w:r>
+          </w:p>
+        </w:tc>
+      </w:tr>
+      <w:tr>
+        <w:tc>
+          <w:tcPr>
+            <w:tcW w:type="dxa" w:w="2600"/>
+            <w:shd w:fill="F5F5F5" w:val="clear"/>
+            <w:tcMar>
+              <w:top w:type="dxa" w:w="60"/>
+              <w:left w:type="dxa" w:w="100"/>
+              <w:bottom w:type="dxa" w:w="60"/>
+              <w:right w:type="dxa" w:w="100"/>
+            </w:tcMar>
+            <w:vAlign w:val="center"/>
+          </w:tcPr>
+          <w:p>
+            <w:pPr>
+              <w:jc w:val="left"/>
+            </w:pPr>
+            <w:r>
+              <w:rPr>
+                <w:b w:val="false"/>
+                <w:bCs w:val="false"/>
+                <w:color w:val="000000"/>
+                <w:sz w:val="19"/>
+                <w:szCs w:val="19"/>
+              </w:rPr>
+              <w:t xml:space="preserve">Harvest (Cash Cow)</w:t>
+            </w:r>
+          </w:p>
+        </w:tc>
+        <w:tc>
+          <w:tcPr>
+            <w:tcW w:type="dxa" w:w="1900"/>
+            <w:shd w:fill="F5F5F5" w:val="clear"/>
+            <w:tcMar>
+              <w:top w:type="dxa" w:w="60"/>
+              <w:left w:type="dxa" w:w="100"/>
+              <w:bottom w:type="dxa" w:w="60"/>
+              <w:right w:type="dxa" w:w="100"/>
+            </w:tcMar>
+            <w:vAlign w:val="center"/>
+          </w:tcPr>
+          <w:p>
+            <w:pPr>
+              <w:jc w:val="center"/>
+            </w:pPr>
+            <w:r>
+              <w:rPr>
+                <w:b w:val="false"/>
+                <w:bCs w:val="false"/>
+                <w:color w:val="000000"/>
+                <w:sz w:val="19"/>
+                <w:szCs w:val="19"/>
+              </w:rPr>
+              <w:t xml:space="preserve">50.6%</w:t>
+            </w:r>
+          </w:p>
+        </w:tc>
+        <w:tc>
+          <w:tcPr>
+            <w:tcW w:type="dxa" w:w="1900"/>
+            <w:shd w:fill="F5F5F5" w:val="clear"/>
+            <w:tcMar>
+              <w:top w:type="dxa" w:w="60"/>
+              <w:left w:type="dxa" w:w="100"/>
+              <w:bottom w:type="dxa" w:w="60"/>
+              <w:right w:type="dxa" w:w="100"/>
+            </w:tcMar>
+            <w:vAlign w:val="center"/>
+          </w:tcPr>
+          <w:p>
+            <w:pPr>
+              <w:jc w:val="center"/>
+            </w:pPr>
+            <w:r>
+              <w:rPr>
+                <w:b w:val="false"/>
+                <w:bCs w:val="false"/>
+                <w:color w:val="000000"/>
+                <w:sz w:val="19"/>
+                <w:szCs w:val="19"/>
+              </w:rPr>
+              <w:t xml:space="preserve">49.3%</w:t>
+            </w:r>
+          </w:p>
+        </w:tc>
+        <w:tc>
+          <w:tcPr>
+            <w:tcW w:type="dxa" w:w="2950"/>
+            <w:shd w:fill="F5F5F5" w:val="clear"/>
+            <w:tcMar>
+              <w:top w:type="dxa" w:w="60"/>
+              <w:left w:type="dxa" w:w="100"/>
+              <w:bottom w:type="dxa" w:w="60"/>
+              <w:right w:type="dxa" w:w="100"/>
+            </w:tcMar>
+            <w:vAlign w:val="center"/>
+          </w:tcPr>
+          <w:p>
+            <w:pPr>
+              <w:jc w:val="center"/>
+            </w:pPr>
+            <w:r>
+              <w:rPr>
+                <w:b w:val="false"/>
+                <w:bCs w:val="false"/>
+                <w:color w:val="000000"/>
+                <w:sz w:val="19"/>
+                <w:szCs w:val="19"/>
+              </w:rPr>
+              <w:t xml:space="preserve">30.3%</w:t>
+            </w:r>
+          </w:p>
+        </w:tc>
+      </w:tr>
+      <w:tr>
+        <w:tc>
+          <w:tcPr>
+            <w:tcW w:type="dxa" w:w="2600"/>
+            <w:tcMar>
+              <w:top w:type="dxa" w:w="60"/>
+              <w:left w:type="dxa" w:w="100"/>
+              <w:bottom w:type="dxa" w:w="60"/>
+              <w:right w:type="dxa" w:w="100"/>
+            </w:tcMar>
+            <w:vAlign w:val="center"/>
+          </w:tcPr>
+          <w:p>
+            <w:pPr>
+              <w:jc w:val="left"/>
+            </w:pPr>
+            <w:r>
+              <w:rPr>
+                <w:b w:val="false"/>
+                <w:bCs w:val="false"/>
+                <w:color w:val="000000"/>
+                <w:sz w:val="19"/>
+                <w:szCs w:val="19"/>
+              </w:rPr>
+              <w:t xml:space="preserve">Problem Child</w:t>
+            </w:r>
+          </w:p>
+        </w:tc>
+        <w:tc>
+          <w:tcPr>
+            <w:tcW w:type="dxa" w:w="1900"/>
+            <w:tcMar>
+              <w:top w:type="dxa" w:w="60"/>
+              <w:left w:type="dxa" w:w="100"/>
+              <w:bottom w:type="dxa" w:w="60"/>
+              <w:right w:type="dxa" w:w="100"/>
+            </w:tcMar>
+            <w:vAlign w:val="center"/>
+          </w:tcPr>
+          <w:p>
+            <w:pPr>
+              <w:jc w:val="center"/>
+            </w:pPr>
+            <w:r>
+              <w:rPr>
+                <w:b w:val="false"/>
+                <w:bCs w:val="false"/>
+                <w:color w:val="000000"/>
+                <w:sz w:val="19"/>
+                <w:szCs w:val="19"/>
+              </w:rPr>
+              <w:t xml:space="preserve">33.4%</w:t>
+            </w:r>
+          </w:p>
+        </w:tc>
+        <w:tc>
+          <w:tcPr>
+            <w:tcW w:type="dxa" w:w="1900"/>
+            <w:tcMar>
+              <w:top w:type="dxa" w:w="60"/>
+              <w:left w:type="dxa" w:w="100"/>
+              <w:bottom w:type="dxa" w:w="60"/>
+              <w:right w:type="dxa" w:w="100"/>
+            </w:tcMar>
+            <w:vAlign w:val="center"/>
+          </w:tcPr>
+          <w:p>
+            <w:pPr>
+              <w:jc w:val="center"/>
+            </w:pPr>
+            <w:r>
+              <w:rPr>
+                <w:b w:val="false"/>
+                <w:bCs w:val="false"/>
+                <w:color w:val="000000"/>
+                <w:sz w:val="19"/>
+                <w:szCs w:val="19"/>
+              </w:rPr>
+              <w:t xml:space="preserve">37.7%</w:t>
+            </w:r>
+          </w:p>
+        </w:tc>
+        <w:tc>
+          <w:tcPr>
+            <w:tcW w:type="dxa" w:w="2950"/>
+            <w:tcMar>
+              <w:top w:type="dxa" w:w="60"/>
+              <w:left w:type="dxa" w:w="100"/>
+              <w:bottom w:type="dxa" w:w="60"/>
+              <w:right w:type="dxa" w:w="100"/>
+            </w:tcMar>
+            <w:vAlign w:val="center"/>
+          </w:tcPr>
+          <w:p>
+            <w:pPr>
+              <w:jc w:val="center"/>
+            </w:pPr>
+            <w:r>
+              <w:rPr>
+                <w:b w:val="false"/>
+                <w:bCs w:val="false"/>
+                <w:color w:val="000000"/>
+                <w:sz w:val="19"/>
+                <w:szCs w:val="19"/>
+              </w:rPr>
+              <w:t xml:space="preserve">25.0%</w:t>
+            </w:r>
+          </w:p>
+        </w:tc>
+      </w:tr>
+      <w:tr>
+        <w:tc>
+          <w:tcPr>
+            <w:tcW w:type="dxa" w:w="2600"/>
+            <w:shd w:fill="F5F5F5" w:val="clear"/>
+            <w:tcMar>
+              <w:top w:type="dxa" w:w="60"/>
+              <w:left w:type="dxa" w:w="100"/>
+              <w:bottom w:type="dxa" w:w="60"/>
+              <w:right w:type="dxa" w:w="100"/>
+            </w:tcMar>
+            <w:vAlign w:val="center"/>
+          </w:tcPr>
+          <w:p>
+            <w:pPr>
+              <w:jc w:val="left"/>
+            </w:pPr>
+            <w:r>
+              <w:rPr>
+                <w:b w:val="false"/>
+                <w:bCs w:val="false"/>
+                <w:color w:val="000000"/>
+                <w:sz w:val="19"/>
+                <w:szCs w:val="19"/>
+              </w:rPr>
+              <w:t xml:space="preserve">New / Test</w:t>
+            </w:r>
+          </w:p>
+        </w:tc>
+        <w:tc>
+          <w:tcPr>
+            <w:tcW w:type="dxa" w:w="1900"/>
+            <w:shd w:fill="F5F5F5" w:val="clear"/>
+            <w:tcMar>
+              <w:top w:type="dxa" w:w="60"/>
+              <w:left w:type="dxa" w:w="100"/>
+              <w:bottom w:type="dxa" w:w="60"/>
+              <w:right w:type="dxa" w:w="100"/>
+            </w:tcMar>
+            <w:vAlign w:val="center"/>
+          </w:tcPr>
+          <w:p>
+            <w:pPr>
+              <w:jc w:val="center"/>
+            </w:pPr>
+            <w:r>
+              <w:rPr>
+                <w:b w:val="false"/>
+                <w:bCs w:val="false"/>
+                <w:color w:val="000000"/>
+                <w:sz w:val="19"/>
+                <w:szCs w:val="19"/>
+              </w:rPr>
+              <w:t xml:space="preserve">46.4%</w:t>
+            </w:r>
+          </w:p>
+        </w:tc>
+        <w:tc>
+          <w:tcPr>
+            <w:tcW w:type="dxa" w:w="1900"/>
+            <w:shd w:fill="F5F5F5" w:val="clear"/>
+            <w:tcMar>
+              <w:top w:type="dxa" w:w="60"/>
+              <w:left w:type="dxa" w:w="100"/>
+              <w:bottom w:type="dxa" w:w="60"/>
+              <w:right w:type="dxa" w:w="100"/>
+            </w:tcMar>
+            <w:vAlign w:val="center"/>
+          </w:tcPr>
+          <w:p>
+            <w:pPr>
+              <w:jc w:val="center"/>
+            </w:pPr>
+            <w:r>
+              <w:rPr>
+                <w:b w:val="false"/>
+                <w:bCs w:val="false"/>
+                <w:color w:val="000000"/>
+                <w:sz w:val="19"/>
+                <w:szCs w:val="19"/>
+              </w:rPr>
+              <w:t xml:space="preserve">52.4%</w:t>
+            </w:r>
+          </w:p>
+        </w:tc>
+        <w:tc>
+          <w:tcPr>
+            <w:tcW w:type="dxa" w:w="2950"/>
+            <w:shd w:fill="F5F5F5" w:val="clear"/>
+            <w:tcMar>
+              <w:top w:type="dxa" w:w="60"/>
+              <w:left w:type="dxa" w:w="100"/>
+              <w:bottom w:type="dxa" w:w="60"/>
+              <w:right w:type="dxa" w:w="100"/>
+            </w:tcMar>
+            <w:vAlign w:val="center"/>
+          </w:tcPr>
+          <w:p>
+            <w:pPr>
+              <w:jc w:val="center"/>
+            </w:pPr>
+            <w:r>
+              <w:rPr>
+                <w:b w:val="false"/>
+                <w:bCs w:val="false"/>
+                <w:color w:val="000000"/>
+                <w:sz w:val="19"/>
+                <w:szCs w:val="19"/>
+              </w:rPr>
+              <w:t xml:space="preserve">61.8%</w:t>
+            </w:r>
+          </w:p>
+        </w:tc>
+      </w:tr>
+      <w:tr>
+        <w:tc>
+          <w:tcPr>
+            <w:tcW w:type="dxa" w:w="2600"/>
+            <w:tcMar>
+              <w:top w:type="dxa" w:w="60"/>
+              <w:left w:type="dxa" w:w="100"/>
+              <w:bottom w:type="dxa" w:w="60"/>
+              <w:right w:type="dxa" w:w="100"/>
+            </w:tcMar>
+            <w:vAlign w:val="center"/>
+          </w:tcPr>
+          <w:p>
+            <w:pPr>
+              <w:jc w:val="left"/>
+            </w:pPr>
+            <w:r>
+              <w:rPr>
+                <w:b w:val="false"/>
+                <w:bCs w:val="false"/>
+                <w:color w:val="000000"/>
+                <w:sz w:val="19"/>
+                <w:szCs w:val="19"/>
+              </w:rPr>
+              <w:t xml:space="preserve">Exited</w:t>
+            </w:r>
+          </w:p>
+        </w:tc>
+        <w:tc>
+          <w:tcPr>
+            <w:tcW w:type="dxa" w:w="1900"/>
+            <w:tcMar>
+              <w:top w:type="dxa" w:w="60"/>
+              <w:left w:type="dxa" w:w="100"/>
+              <w:bottom w:type="dxa" w:w="60"/>
+              <w:right w:type="dxa" w:w="100"/>
+            </w:tcMar>
+            <w:vAlign w:val="center"/>
+          </w:tcPr>
+          <w:p>
+            <w:pPr>
+              <w:jc w:val="center"/>
+            </w:pPr>
+            <w:r>
+              <w:rPr>
+                <w:b w:val="false"/>
+                <w:bCs w:val="false"/>
+                <w:color w:val="000000"/>
+                <w:sz w:val="19"/>
+                <w:szCs w:val="19"/>
+              </w:rPr>
+              <w:t xml:space="preserve">40.4%</w:t>
+            </w:r>
+          </w:p>
+        </w:tc>
+        <w:tc>
+          <w:tcPr>
+            <w:tcW w:type="dxa" w:w="1900"/>
+            <w:tcMar>
+              <w:top w:type="dxa" w:w="60"/>
+              <w:left w:type="dxa" w:w="100"/>
+              <w:bottom w:type="dxa" w:w="60"/>
+              <w:right w:type="dxa" w:w="100"/>
+            </w:tcMar>
+            <w:vAlign w:val="center"/>
+          </w:tcPr>
+          <w:p>
+            <w:pPr>
+              <w:jc w:val="center"/>
+            </w:pPr>
+            <w:r>
+              <w:rPr>
+                <w:b w:val="false"/>
+                <w:bCs w:val="false"/>
+                <w:color w:val="000000"/>
+                <w:sz w:val="19"/>
+                <w:szCs w:val="19"/>
+              </w:rPr>
+              <w:t xml:space="preserve">39.4%</w:t>
+            </w:r>
+          </w:p>
+        </w:tc>
+        <w:tc>
+          <w:tcPr>
+            <w:tcW w:type="dxa" w:w="2950"/>
+            <w:tcMar>
+              <w:top w:type="dxa" w:w="60"/>
+              <w:left w:type="dxa" w:w="100"/>
+              <w:bottom w:type="dxa" w:w="60"/>
+              <w:right w:type="dxa" w:w="100"/>
+            </w:tcMar>
+            <w:vAlign w:val="center"/>
+          </w:tcPr>
+          <w:p>
+            <w:pPr>
+              <w:jc w:val="center"/>
+            </w:pPr>
+            <w:r>
+              <w:rPr>
+                <w:b w:val="false"/>
+                <w:bCs w:val="false"/>
+                <w:color w:val="000000"/>
+                <w:sz w:val="19"/>
+                <w:szCs w:val="19"/>
+              </w:rPr>
+              <w:t xml:space="preserve">42.0%</w:t>
+            </w:r>
+          </w:p>
+        </w:tc>
+      </w:tr>
+    </w:tbl>
+    <w:p>
+      <w:pPr>
+        <w:pBdr>
+          <w:left w:val="single" w:color="3C8A4C" w:sz="18"/>
+        </w:pBdr>
+        <w:shd w:fill="EAF3EA" w:val="clear"/>
+        <w:spacing w:after="120" w:before="100"/>
+        <w:ind w:left="150" w:right="100"/>
+      </w:pPr>
+      <w:r>
+        <w:rPr>
+          <w:b/>
+          <w:bCs/>
+          <w:color w:val="1F5C2E"/>
+        </w:rPr>
+        <w:t xml:space="preserve">DATA SHOWS: </w:t>
+      </w:r>
+      <w:r>
+        <w:t xml:space="preserve">Margin is up YTD2026 in 5 of 7 tiers, including a meaningful +4.3pt move on Problem Child (33.4% -&gt; 37.7%) -- consistent with the whole-portfolio, cost-driven margin improvement already found in Item 2 Section 9 and the Margin Bridge, not isolated to one channel or tier. Harvest is the one tier moving the wrong way on margin (50.6% -&gt; 49.3%), on top of already being the weakest-pace tier by volume (30.3% of its FY2025 full-year total booked YTD, versus a ~40-44% on-pace benchmark) -- this reinforces, rather than changes, Section 8's read of Harvest as the portfolio's biggest ongoing revenue swing.</w:t>
+      </w:r>
+    </w:p>
+    <w:p>
+      <w:pPr>
+        <w:pBdr>
+          <w:left w:val="single" w:color="3C8A4C" w:sz="18"/>
+        </w:pBdr>
+        <w:shd w:fill="EAF3EA" w:val="clear"/>
+        <w:spacing w:after="120" w:before="100"/>
+        <w:ind w:left="150" w:right="100"/>
+      </w:pPr>
+      <w:r>
+        <w:rPr>
+          <w:b/>
+          <w:bCs/>
+          <w:color w:val="1F5C2E"/>
+        </w:rPr>
+        <w:t xml:space="preserve">DATA SHOWS: </w:t>
+      </w:r>
+      <w:r>
+        <w:t xml:space="preserve">The volume-pace column splits the portfolio in two: Hero, Workhorse, Harvest and Problem Child -- the four largest, most-established tiers -- are all running BELOW the on-pace benchmark (25-37%), while New/Test and Near-Hero are running well ABOVE it (49-62%). Read cautiously (no month field means this can't be confirmed as a true growth-rate difference), but the pattern is consistent with growth concentrating in newer, smaller franchises while the established base treads water on volume even as its margin improves -- worth testing directly against whichever teams own the Hero and Workhorse scale-up plans in Sections 4 and 7.</w:t>
+      </w:r>
+    </w:p>
+    <w:p>
+      <w:pPr>
+        <w:spacing w:after="200"/>
+      </w:pPr>
+      <w:r>
+        <w:rPr>
+          <w:i/>
+          <w:iCs/>
+          <w:color w:val="555555"/>
+          <w:sz w:val="18"/>
+          <w:szCs w:val="18"/>
+        </w:rPr>
+        <w:t xml:space="preserve">A residual 'Thin / Immaterial' cohort is excluded from this table: it shows an apparent 600%+ pace figure driven almost entirely by SS26/FW26 launch articles with ~0 FY2025 sales (e.g. Aska Proof Jacket, Alert GTX Jacket, L.I.M Horizon Hike GTX) that the FY2025-based tier system has no way to classify yet -- a real ~15-20M SEK pool of new-launch volume, but a tier-pace artifact, not a genuine 'immaterial franchises are booming' finding. See Item 6 for the SS28/launch-pipeline discussion this actually belongs to.</w:t>
+      </w:r>
+    </w:p>
+    <w:p>
+      <w:pPr>
+        <w:pStyle w:val="Heading1"/>
+        <w:spacing w:after="160" w:before="320"/>
+      </w:pPr>
+      <w:r>
+        <w:t xml:space="preserve">15. Full list of open questions for stakeholders</w:t>
       </w:r>
     </w:p>
     <w:p>
@@ -9709,8 +10728,8 @@
       </w:tblPr>
       <w:tblGrid>
         <w:gridCol w:w="400"/>
-        <w:gridCol w:w="6650"/>
-        <w:gridCol w:w="2300"/>
+        <w:gridCol w:w="6300"/>
+        <w:gridCol w:w="2650"/>
       </w:tblGrid>
       <w:tr>
         <w:trPr>
@@ -9746,7 +10765,7 @@
         </w:tc>
         <w:tc>
           <w:tcPr>
-            <w:tcW w:type="dxa" w:w="6650"/>
+            <w:tcW w:type="dxa" w:w="6300"/>
             <w:shd w:fill="2F2F2F" w:val="clear"/>
             <w:tcMar>
               <w:top w:type="dxa" w:w="60"/>
@@ -9774,7 +10793,7 @@
         </w:tc>
         <w:tc>
           <w:tcPr>
-            <w:tcW w:type="dxa" w:w="2300"/>
+            <w:tcW w:type="dxa" w:w="2650"/>
             <w:shd w:fill="2F2F2F" w:val="clear"/>
             <w:tcMar>
               <w:top w:type="dxa" w:w="60"/>
@@ -9831,7 +10850,7 @@
         </w:tc>
         <w:tc>
           <w:tcPr>
-            <w:tcW w:type="dxa" w:w="6650"/>
+            <w:tcW w:type="dxa" w:w="6300"/>
             <w:tcMar>
               <w:top w:type="dxa" w:w="60"/>
               <w:left w:type="dxa" w:w="100"/>
@@ -9858,7 +10877,7 @@
         </w:tc>
         <w:tc>
           <w:tcPr>
-            <w:tcW w:type="dxa" w:w="2300"/>
+            <w:tcW w:type="dxa" w:w="2650"/>
             <w:tcMar>
               <w:top w:type="dxa" w:w="60"/>
               <w:left w:type="dxa" w:w="100"/>
@@ -9915,7 +10934,7 @@
         </w:tc>
         <w:tc>
           <w:tcPr>
-            <w:tcW w:type="dxa" w:w="6650"/>
+            <w:tcW w:type="dxa" w:w="6300"/>
             <w:shd w:fill="F5F5F5" w:val="clear"/>
             <w:tcMar>
               <w:top w:type="dxa" w:w="60"/>
@@ -9943,7 +10962,7 @@
         </w:tc>
         <w:tc>
           <w:tcPr>
-            <w:tcW w:type="dxa" w:w="2300"/>
+            <w:tcW w:type="dxa" w:w="2650"/>
             <w:shd w:fill="F5F5F5" w:val="clear"/>
             <w:tcMar>
               <w:top w:type="dxa" w:w="60"/>
@@ -10000,7 +11019,7 @@
         </w:tc>
         <w:tc>
           <w:tcPr>
-            <w:tcW w:type="dxa" w:w="6650"/>
+            <w:tcW w:type="dxa" w:w="6300"/>
             <w:tcMar>
               <w:top w:type="dxa" w:w="60"/>
               <w:left w:type="dxa" w:w="100"/>
@@ -10027,7 +11046,7 @@
         </w:tc>
         <w:tc>
           <w:tcPr>
-            <w:tcW w:type="dxa" w:w="2300"/>
+            <w:tcW w:type="dxa" w:w="2650"/>
             <w:tcMar>
               <w:top w:type="dxa" w:w="60"/>
               <w:left w:type="dxa" w:w="100"/>
@@ -10084,7 +11103,7 @@
         </w:tc>
         <w:tc>
           <w:tcPr>
-            <w:tcW w:type="dxa" w:w="6650"/>
+            <w:tcW w:type="dxa" w:w="6300"/>
             <w:shd w:fill="F5F5F5" w:val="clear"/>
             <w:tcMar>
               <w:top w:type="dxa" w:w="60"/>
@@ -10112,7 +11131,7 @@
         </w:tc>
         <w:tc>
           <w:tcPr>
-            <w:tcW w:type="dxa" w:w="2300"/>
+            <w:tcW w:type="dxa" w:w="2650"/>
             <w:shd w:fill="F5F5F5" w:val="clear"/>
             <w:tcMar>
               <w:top w:type="dxa" w:w="60"/>
@@ -10169,7 +11188,7 @@
         </w:tc>
         <w:tc>
           <w:tcPr>
-            <w:tcW w:type="dxa" w:w="6650"/>
+            <w:tcW w:type="dxa" w:w="6300"/>
             <w:tcMar>
               <w:top w:type="dxa" w:w="60"/>
               <w:left w:type="dxa" w:w="100"/>
@@ -10196,7 +11215,7 @@
         </w:tc>
         <w:tc>
           <w:tcPr>
-            <w:tcW w:type="dxa" w:w="2300"/>
+            <w:tcW w:type="dxa" w:w="2650"/>
             <w:tcMar>
               <w:top w:type="dxa" w:w="60"/>
               <w:left w:type="dxa" w:w="100"/>
@@ -10253,7 +11272,7 @@
         </w:tc>
         <w:tc>
           <w:tcPr>
-            <w:tcW w:type="dxa" w:w="6650"/>
+            <w:tcW w:type="dxa" w:w="6300"/>
             <w:shd w:fill="F5F5F5" w:val="clear"/>
             <w:tcMar>
               <w:top w:type="dxa" w:w="60"/>
@@ -10281,7 +11300,7 @@
         </w:tc>
         <w:tc>
           <w:tcPr>
-            <w:tcW w:type="dxa" w:w="2300"/>
+            <w:tcW w:type="dxa" w:w="2650"/>
             <w:shd w:fill="F5F5F5" w:val="clear"/>
             <w:tcMar>
               <w:top w:type="dxa" w:w="60"/>
@@ -10338,7 +11357,7 @@
         </w:tc>
         <w:tc>
           <w:tcPr>
-            <w:tcW w:type="dxa" w:w="6650"/>
+            <w:tcW w:type="dxa" w:w="6300"/>
             <w:tcMar>
               <w:top w:type="dxa" w:w="60"/>
               <w:left w:type="dxa" w:w="100"/>
@@ -10365,7 +11384,7 @@
         </w:tc>
         <w:tc>
           <w:tcPr>
-            <w:tcW w:type="dxa" w:w="2300"/>
+            <w:tcW w:type="dxa" w:w="2650"/>
             <w:tcMar>
               <w:top w:type="dxa" w:w="60"/>
               <w:left w:type="dxa" w:w="100"/>
@@ -10422,7 +11441,7 @@
         </w:tc>
         <w:tc>
           <w:tcPr>
-            <w:tcW w:type="dxa" w:w="6650"/>
+            <w:tcW w:type="dxa" w:w="6300"/>
             <w:shd w:fill="F5F5F5" w:val="clear"/>
             <w:tcMar>
               <w:top w:type="dxa" w:w="60"/>
@@ -10450,7 +11469,7 @@
         </w:tc>
         <w:tc>
           <w:tcPr>
-            <w:tcW w:type="dxa" w:w="2300"/>
+            <w:tcW w:type="dxa" w:w="2650"/>
             <w:shd w:fill="F5F5F5" w:val="clear"/>
             <w:tcMar>
               <w:top w:type="dxa" w:w="60"/>
@@ -10473,6 +11492,89 @@
                 <w:szCs w:val="19"/>
               </w:rPr>
               <w:t xml:space="preserve">CPO / Merchandising Director</w:t>
+            </w:r>
+          </w:p>
+        </w:tc>
+      </w:tr>
+      <w:tr>
+        <w:tc>
+          <w:tcPr>
+            <w:tcW w:type="dxa" w:w="400"/>
+            <w:tcMar>
+              <w:top w:type="dxa" w:w="60"/>
+              <w:left w:type="dxa" w:w="100"/>
+              <w:bottom w:type="dxa" w:w="60"/>
+              <w:right w:type="dxa" w:w="100"/>
+            </w:tcMar>
+            <w:vAlign w:val="center"/>
+          </w:tcPr>
+          <w:p>
+            <w:pPr>
+              <w:jc w:val="left"/>
+            </w:pPr>
+            <w:r>
+              <w:rPr>
+                <w:b w:val="false"/>
+                <w:bCs w:val="false"/>
+                <w:color w:val="000000"/>
+                <w:sz w:val="19"/>
+                <w:szCs w:val="19"/>
+              </w:rPr>
+              <w:t xml:space="preserve">9</w:t>
+            </w:r>
+          </w:p>
+        </w:tc>
+        <w:tc>
+          <w:tcPr>
+            <w:tcW w:type="dxa" w:w="6300"/>
+            <w:tcMar>
+              <w:top w:type="dxa" w:w="60"/>
+              <w:left w:type="dxa" w:w="100"/>
+              <w:bottom w:type="dxa" w:w="60"/>
+              <w:right w:type="dxa" w:w="100"/>
+            </w:tcMar>
+            <w:vAlign w:val="center"/>
+          </w:tcPr>
+          <w:p>
+            <w:pPr>
+              <w:jc w:val="center"/>
+            </w:pPr>
+            <w:r>
+              <w:rPr>
+                <w:b w:val="false"/>
+                <w:bCs w:val="false"/>
+                <w:color w:val="000000"/>
+                <w:sz w:val="19"/>
+                <w:szCs w:val="19"/>
+              </w:rPr>
+              <w:t xml:space="preserve">Given Hero, Workhorse, Harvest and Problem Child are all running below the 2026 YTD on-pace volume benchmark while margin improves in most of them (Section 14), is this a genuine base-erosion risk, or is growth simply concentrated in newer franchises this year for explainable reasons (launch calendar, timing)?</w:t>
+            </w:r>
+          </w:p>
+        </w:tc>
+        <w:tc>
+          <w:tcPr>
+            <w:tcW w:type="dxa" w:w="2650"/>
+            <w:tcMar>
+              <w:top w:type="dxa" w:w="60"/>
+              <w:left w:type="dxa" w:w="100"/>
+              <w:bottom w:type="dxa" w:w="60"/>
+              <w:right w:type="dxa" w:w="100"/>
+            </w:tcMar>
+            <w:vAlign w:val="center"/>
+          </w:tcPr>
+          <w:p>
+            <w:pPr>
+              <w:jc w:val="center"/>
+            </w:pPr>
+            <w:r>
+              <w:rPr>
+                <w:b w:val="false"/>
+                <w:bCs w:val="false"/>
+                <w:color w:val="000000"/>
+                <w:sz w:val="19"/>
+                <w:szCs w:val="19"/>
+              </w:rPr>
+              <w:t xml:space="preserve">CEO / Merchandising Director</w:t>
             </w:r>
           </w:p>
         </w:tc>
@@ -10492,7 +11594,7 @@
         <w:spacing w:after="160" w:before="320"/>
       </w:pPr>
       <w:r>
-        <w:t xml:space="preserve">15. Backup data</w:t>
+        <w:t xml:space="preserve">16. Backup data</w:t>
       </w:r>
     </w:p>
     <w:p>
@@ -10505,7 +11607,20 @@
         <w:spacing w:after="80"/>
       </w:pPr>
       <w:r>
-        <w:t xml:space="preserve">bob_item3_portfolio_backup.xlsx — consolidated backup for this note: 19 sheets covering tier definitions, the full 1,860-franchise portfolio, Hero/Near-Hero detail, channel-mix patterns, Problem Child/Workhorse/Harvest/New-Test/Thin per-tier detail, the FW27 confirm-or-exit list, and the gender margin-gap check.</w:t>
+        <w:t xml:space="preserve">bob_item3_portfolio_backup.xlsx — consolidated backup for this note: 19 sheets covering tier definitions, the full 1,860-franchise portfolio, Hero/Near-Hero detail, channel-mix patterns, Problem Child/Workhorse/Harvest/New-Test/Thin per-tier detail, the FW27 confirm-or-exit list, and the gender margin-gap check. Now also includes a 'YTD2026 Tier Check-in' sheet, the basis for Section 14.</w:t>
+      </w:r>
+    </w:p>
+    <w:p>
+      <w:pPr>
+        <w:pStyle w:val="ListParagraph"/>
+        <w:numPr>
+          <w:ilvl w:val="0"/>
+          <w:numId w:val="2"/>
+        </w:numPr>
+        <w:spacing w:after="80"/>
+      </w:pPr>
+      <w:r>
+        <w:t xml:space="preserve">bob_salesdata_YTD2026.xlsx — the raw 2026 YTD extract behind Section 14.</w:t>
       </w:r>
     </w:p>
     <w:p>
